--- a/backend/word_templates/自有资金/材料租赁/五选二/8.采购记录及结果审核表.docx
+++ b/backend/word_templates/自有资金/材料租赁/五选二/8.采购记录及结果审核表.docx
@@ -42,22 +42,7 @@
           <w:highlight w:val="none"/>
           <w:lang w:val="en-US" w:eastAsia="zh-CN"/>
         </w:rPr>
-        <w:t>广州自来水专业建</w:t>
-      </w:r>
-      <w:bookmarkStart w:id="0" w:name="_GoBack"/>
-      <w:bookmarkEnd w:id="0"/>
-      <w:r>
-        <w:rPr>
-          <w:rFonts w:hint="eastAsia" w:ascii="方正小标宋简体" w:hAnsi="方正小标宋简体" w:eastAsia="方正小标宋简体" w:cs="方正小标宋简体"/>
-          <w:bCs/>
-          <w:color w:val="auto"/>
-          <w:kern w:val="0"/>
-          <w:sz w:val="36"/>
-          <w:szCs w:val="36"/>
-          <w:highlight w:val="none"/>
-          <w:lang w:val="en-US" w:eastAsia="zh-CN"/>
-        </w:rPr>
-        <w:t>安有限公司采购记录及结果审核表</w:t>
+        <w:t>广州自来水专业建安有限公司采购记录及结果审核表</w:t>
       </w:r>
     </w:p>
     <w:p>
@@ -278,7 +263,7 @@
             <w:r>
               <w:rPr>
                 <w:rFonts w:hint="eastAsia" w:ascii="仿宋_GB2312" w:hAnsi="Times New Roman" w:eastAsia="仿宋_GB2312"/>
-                <w:color w:val="auto"/>
+                <w:color w:val="0000FF"/>
                 <w:sz w:val="24"/>
                 <w:highlight w:val="none"/>
                 <w:lang w:val="en-US" w:eastAsia="zh-CN"/>
@@ -370,12 +355,24 @@
             <w:r>
               <w:rPr>
                 <w:rFonts w:hint="eastAsia" w:ascii="仿宋_GB2312" w:hAnsi="Times New Roman" w:eastAsia="仿宋_GB2312"/>
-                <w:color w:val="auto"/>
-                <w:sz w:val="24"/>
-                <w:highlight w:val="none"/>
-                <w:lang w:val="en-US" w:eastAsia="zh-CN"/>
-              </w:rPr>
-              <w:t>{{xiangmu_bianhao}}       {{gongcheng_bianhao}}</w:t>
+                <w:color w:val="0000FF"/>
+                <w:sz w:val="24"/>
+                <w:highlight w:val="none"/>
+                <w:lang w:val="en-US" w:eastAsia="zh-CN"/>
+              </w:rPr>
+              <w:t>{{xiangmu_bianhao}}</w:t>
+            </w:r>
+            <w:bookmarkStart w:id="0" w:name="_GoBack"/>
+            <w:bookmarkEnd w:id="0"/>
+            <w:r>
+              <w:rPr>
+                <w:rFonts w:hint="eastAsia" w:ascii="仿宋_GB2312" w:hAnsi="Times New Roman" w:eastAsia="仿宋_GB2312"/>
+                <w:color w:val="0000FF"/>
+                <w:sz w:val="24"/>
+                <w:highlight w:val="none"/>
+                <w:lang w:val="en-US" w:eastAsia="zh-CN"/>
+              </w:rPr>
+              <w:t xml:space="preserve">       {{gongcheng_bianhao}}</w:t>
             </w:r>
           </w:p>
         </w:tc>
@@ -451,7 +448,7 @@
             <w:r>
               <w:rPr>
                 <w:rFonts w:hint="eastAsia" w:ascii="仿宋_GB2312" w:hAnsi="Times New Roman" w:eastAsia="仿宋_GB2312" w:cs="Times New Roman"/>
-                <w:color w:val="auto"/>
+                <w:color w:val="0000FF"/>
                 <w:sz w:val="24"/>
                 <w:highlight w:val="none"/>
                 <w:lang w:val="en-US" w:eastAsia="zh-CN"/>
@@ -461,7 +458,7 @@
             <w:r>
               <w:rPr>
                 <w:rFonts w:hint="eastAsia" w:ascii="仿宋_GB2312" w:hAnsi="Times New Roman" w:eastAsia="仿宋_GB2312"/>
-                <w:color w:val="auto"/>
+                <w:color w:val="0000FF"/>
                 <w:sz w:val="24"/>
                 <w:highlight w:val="none"/>
                 <w:lang w:val="en-US" w:eastAsia="zh-CN"/>
@@ -929,7 +926,6 @@
           <w:tcPr>
             <w:tcW w:w="1922" w:type="dxa"/>
             <w:vMerge w:val="continue"/>
-            <w:tcBorders/>
             <w:noWrap/>
             <w:vAlign w:val="center"/>
           </w:tcPr>
@@ -991,7 +987,7 @@
               <w:jc w:val="center"/>
               <w:rPr>
                 <w:rFonts w:hint="eastAsia" w:ascii="仿宋_GB2312" w:hAnsi="仿宋_GB2312" w:eastAsia="仿宋_GB2312" w:cs="仿宋_GB2312"/>
-                <w:color w:val="auto"/>
+                <w:color w:val="0000FF"/>
                 <w:sz w:val="21"/>
                 <w:szCs w:val="21"/>
                 <w:highlight w:val="none"/>
@@ -1001,7 +997,7 @@
             <w:r>
               <w:rPr>
                 <w:rFonts w:hint="eastAsia" w:ascii="仿宋_GB2312" w:hAnsi="仿宋_GB2312" w:eastAsia="仿宋_GB2312" w:cs="仿宋_GB2312"/>
-                <w:color w:val="auto"/>
+                <w:color w:val="0000FF"/>
                 <w:sz w:val="21"/>
                 <w:szCs w:val="21"/>
                 <w:highlight w:val="none"/>
@@ -1026,7 +1022,7 @@
               <w:jc w:val="center"/>
               <w:rPr>
                 <w:rFonts w:hint="default" w:ascii="仿宋_GB2312" w:hAnsi="仿宋_GB2312" w:eastAsia="仿宋_GB2312" w:cs="仿宋_GB2312"/>
-                <w:color w:val="auto"/>
+                <w:color w:val="0000FF"/>
                 <w:sz w:val="21"/>
                 <w:szCs w:val="21"/>
                 <w:highlight w:val="none"/>
@@ -1036,7 +1032,7 @@
             <w:r>
               <w:rPr>
                 <w:rFonts w:hint="eastAsia" w:ascii="仿宋_GB2312" w:hAnsi="仿宋_GB2312" w:eastAsia="仿宋_GB2312" w:cs="仿宋_GB2312"/>
-                <w:color w:val="auto"/>
+                <w:color w:val="0000FF"/>
                 <w:sz w:val="21"/>
                 <w:szCs w:val="21"/>
                 <w:highlight w:val="none"/>
@@ -1061,7 +1057,7 @@
               <w:jc w:val="center"/>
               <w:rPr>
                 <w:rFonts w:hint="default" w:ascii="仿宋_GB2312" w:hAnsi="仿宋_GB2312" w:eastAsia="仿宋_GB2312" w:cs="仿宋_GB2312"/>
-                <w:color w:val="auto"/>
+                <w:color w:val="0000FF"/>
                 <w:sz w:val="21"/>
                 <w:szCs w:val="21"/>
                 <w:highlight w:val="none"/>
@@ -1071,7 +1067,7 @@
             <w:r>
               <w:rPr>
                 <w:rFonts w:hint="eastAsia" w:ascii="仿宋_GB2312" w:hAnsi="仿宋_GB2312" w:eastAsia="仿宋_GB2312" w:cs="仿宋_GB2312"/>
-                <w:color w:val="auto"/>
+                <w:color w:val="0000FF"/>
                 <w:sz w:val="21"/>
                 <w:szCs w:val="21"/>
                 <w:highlight w:val="none"/>
@@ -1171,7 +1167,6 @@
           <w:tcPr>
             <w:tcW w:w="1922" w:type="dxa"/>
             <w:vMerge w:val="continue"/>
-            <w:tcBorders/>
             <w:noWrap/>
             <w:vAlign w:val="center"/>
           </w:tcPr>
@@ -1233,7 +1228,7 @@
               <w:jc w:val="center"/>
               <w:rPr>
                 <w:rFonts w:hint="eastAsia" w:ascii="仿宋_GB2312" w:hAnsi="仿宋_GB2312" w:eastAsia="仿宋_GB2312" w:cs="仿宋_GB2312"/>
-                <w:color w:val="auto"/>
+                <w:color w:val="0000FF"/>
                 <w:sz w:val="21"/>
                 <w:szCs w:val="21"/>
                 <w:highlight w:val="none"/>
@@ -1243,7 +1238,7 @@
             <w:r>
               <w:rPr>
                 <w:rFonts w:hint="eastAsia" w:ascii="仿宋_GB2312" w:hAnsi="仿宋_GB2312" w:eastAsia="仿宋_GB2312" w:cs="仿宋_GB2312"/>
-                <w:color w:val="auto"/>
+                <w:color w:val="0000FF"/>
                 <w:sz w:val="21"/>
                 <w:szCs w:val="21"/>
                 <w:highlight w:val="none"/>
@@ -1268,7 +1263,7 @@
               <w:jc w:val="center"/>
               <w:rPr>
                 <w:rFonts w:hint="default" w:ascii="仿宋_GB2312" w:hAnsi="仿宋_GB2312" w:eastAsia="仿宋_GB2312" w:cs="仿宋_GB2312"/>
-                <w:color w:val="auto"/>
+                <w:color w:val="0000FF"/>
                 <w:sz w:val="21"/>
                 <w:szCs w:val="21"/>
                 <w:highlight w:val="none"/>
@@ -1278,7 +1273,7 @@
             <w:r>
               <w:rPr>
                 <w:rFonts w:hint="eastAsia" w:ascii="仿宋_GB2312" w:hAnsi="仿宋_GB2312" w:eastAsia="仿宋_GB2312" w:cs="仿宋_GB2312"/>
-                <w:color w:val="auto"/>
+                <w:color w:val="0000FF"/>
                 <w:sz w:val="21"/>
                 <w:szCs w:val="21"/>
                 <w:highlight w:val="none"/>
@@ -1303,7 +1298,7 @@
               <w:jc w:val="center"/>
               <w:rPr>
                 <w:rFonts w:hint="default" w:ascii="仿宋_GB2312" w:hAnsi="仿宋_GB2312" w:eastAsia="仿宋_GB2312" w:cs="仿宋_GB2312"/>
-                <w:color w:val="auto"/>
+                <w:color w:val="0000FF"/>
                 <w:sz w:val="21"/>
                 <w:szCs w:val="21"/>
                 <w:highlight w:val="none"/>
@@ -1313,7 +1308,7 @@
             <w:r>
               <w:rPr>
                 <w:rFonts w:hint="eastAsia" w:ascii="仿宋_GB2312" w:hAnsi="仿宋_GB2312" w:eastAsia="仿宋_GB2312" w:cs="仿宋_GB2312"/>
-                <w:color w:val="auto"/>
+                <w:color w:val="0000FF"/>
                 <w:sz w:val="21"/>
                 <w:szCs w:val="21"/>
                 <w:highlight w:val="none"/>
@@ -1413,7 +1408,6 @@
           <w:tcPr>
             <w:tcW w:w="1922" w:type="dxa"/>
             <w:vMerge w:val="continue"/>
-            <w:tcBorders/>
             <w:noWrap/>
             <w:vAlign w:val="center"/>
           </w:tcPr>
@@ -1475,7 +1469,7 @@
               <w:jc w:val="center"/>
               <w:rPr>
                 <w:rFonts w:hint="eastAsia" w:ascii="仿宋_GB2312" w:hAnsi="仿宋_GB2312" w:eastAsia="仿宋_GB2312" w:cs="仿宋_GB2312"/>
-                <w:color w:val="auto"/>
+                <w:color w:val="0000FF"/>
                 <w:sz w:val="21"/>
                 <w:szCs w:val="21"/>
                 <w:highlight w:val="none"/>
@@ -1485,7 +1479,7 @@
             <w:r>
               <w:rPr>
                 <w:rFonts w:hint="eastAsia" w:ascii="仿宋_GB2312" w:hAnsi="仿宋_GB2312" w:eastAsia="仿宋_GB2312" w:cs="仿宋_GB2312"/>
-                <w:color w:val="auto"/>
+                <w:color w:val="0000FF"/>
                 <w:sz w:val="21"/>
                 <w:szCs w:val="21"/>
                 <w:highlight w:val="none"/>
@@ -1510,7 +1504,7 @@
               <w:jc w:val="center"/>
               <w:rPr>
                 <w:rFonts w:hint="default" w:ascii="仿宋_GB2312" w:hAnsi="仿宋_GB2312" w:eastAsia="仿宋_GB2312" w:cs="仿宋_GB2312"/>
-                <w:color w:val="auto"/>
+                <w:color w:val="0000FF"/>
                 <w:sz w:val="21"/>
                 <w:szCs w:val="21"/>
                 <w:highlight w:val="none"/>
@@ -1520,7 +1514,7 @@
             <w:r>
               <w:rPr>
                 <w:rFonts w:hint="eastAsia" w:ascii="仿宋_GB2312" w:hAnsi="仿宋_GB2312" w:eastAsia="仿宋_GB2312" w:cs="仿宋_GB2312"/>
-                <w:color w:val="auto"/>
+                <w:color w:val="0000FF"/>
                 <w:sz w:val="21"/>
                 <w:szCs w:val="21"/>
                 <w:highlight w:val="none"/>
@@ -1545,7 +1539,7 @@
               <w:jc w:val="center"/>
               <w:rPr>
                 <w:rFonts w:hint="default" w:ascii="仿宋_GB2312" w:hAnsi="仿宋_GB2312" w:eastAsia="仿宋_GB2312" w:cs="仿宋_GB2312"/>
-                <w:color w:val="auto"/>
+                <w:color w:val="0000FF"/>
                 <w:sz w:val="21"/>
                 <w:szCs w:val="21"/>
                 <w:highlight w:val="none"/>
@@ -1555,7 +1549,7 @@
             <w:r>
               <w:rPr>
                 <w:rFonts w:hint="eastAsia" w:ascii="仿宋_GB2312" w:hAnsi="仿宋_GB2312" w:eastAsia="仿宋_GB2312" w:cs="仿宋_GB2312"/>
-                <w:color w:val="auto"/>
+                <w:color w:val="0000FF"/>
                 <w:sz w:val="21"/>
                 <w:szCs w:val="21"/>
                 <w:highlight w:val="none"/>
@@ -1656,7 +1650,6 @@
           <w:tcPr>
             <w:tcW w:w="1922" w:type="dxa"/>
             <w:vMerge w:val="continue"/>
-            <w:tcBorders/>
             <w:noWrap/>
             <w:vAlign w:val="center"/>
           </w:tcPr>
@@ -1720,7 +1713,7 @@
               <w:jc w:val="center"/>
               <w:rPr>
                 <w:rFonts w:hint="eastAsia" w:ascii="仿宋_GB2312" w:hAnsi="仿宋_GB2312" w:eastAsia="仿宋_GB2312" w:cs="仿宋_GB2312"/>
-                <w:color w:val="auto"/>
+                <w:color w:val="0000FF"/>
                 <w:kern w:val="2"/>
                 <w:sz w:val="21"/>
                 <w:szCs w:val="21"/>
@@ -1731,7 +1724,7 @@
             <w:r>
               <w:rPr>
                 <w:rFonts w:hint="eastAsia" w:ascii="仿宋_GB2312" w:hAnsi="仿宋_GB2312" w:eastAsia="仿宋_GB2312" w:cs="仿宋_GB2312"/>
-                <w:color w:val="auto"/>
+                <w:color w:val="0000FF"/>
                 <w:sz w:val="21"/>
                 <w:szCs w:val="21"/>
                 <w:highlight w:val="none"/>
@@ -1756,7 +1749,7 @@
               <w:jc w:val="center"/>
               <w:rPr>
                 <w:rFonts w:hint="eastAsia" w:ascii="仿宋_GB2312" w:hAnsi="仿宋_GB2312" w:eastAsia="仿宋_GB2312" w:cs="仿宋_GB2312"/>
-                <w:color w:val="auto"/>
+                <w:color w:val="0000FF"/>
                 <w:kern w:val="2"/>
                 <w:sz w:val="21"/>
                 <w:szCs w:val="21"/>
@@ -1767,7 +1760,7 @@
             <w:r>
               <w:rPr>
                 <w:rFonts w:hint="eastAsia" w:ascii="仿宋_GB2312" w:hAnsi="仿宋_GB2312" w:eastAsia="仿宋_GB2312" w:cs="仿宋_GB2312"/>
-                <w:color w:val="auto"/>
+                <w:color w:val="0000FF"/>
                 <w:sz w:val="21"/>
                 <w:szCs w:val="21"/>
                 <w:highlight w:val="none"/>
@@ -1792,7 +1785,7 @@
               <w:jc w:val="center"/>
               <w:rPr>
                 <w:rFonts w:hint="eastAsia" w:ascii="仿宋_GB2312" w:hAnsi="仿宋_GB2312" w:eastAsia="仿宋_GB2312" w:cs="仿宋_GB2312"/>
-                <w:color w:val="auto"/>
+                <w:color w:val="0000FF"/>
                 <w:kern w:val="2"/>
                 <w:sz w:val="21"/>
                 <w:szCs w:val="21"/>
@@ -1803,7 +1796,7 @@
             <w:r>
               <w:rPr>
                 <w:rFonts w:hint="eastAsia" w:ascii="仿宋_GB2312" w:hAnsi="仿宋_GB2312" w:eastAsia="仿宋_GB2312" w:cs="仿宋_GB2312"/>
-                <w:color w:val="auto"/>
+                <w:color w:val="0000FF"/>
                 <w:sz w:val="21"/>
                 <w:szCs w:val="21"/>
                 <w:highlight w:val="none"/>
@@ -1816,7 +1809,7 @@
         <w:tc>
           <w:tcPr>
             <w:tcW w:w="657" w:type="dxa"/>
-            <w:shd w:val="clear"/>
+            <w:shd w:val="clear" w:color="auto" w:fill="auto"/>
             <w:noWrap/>
             <w:vAlign w:val="center"/>
           </w:tcPr>
@@ -1851,7 +1844,7 @@
         <w:tc>
           <w:tcPr>
             <w:tcW w:w="758" w:type="dxa"/>
-            <w:shd w:val="clear"/>
+            <w:shd w:val="clear" w:color="auto" w:fill="auto"/>
             <w:noWrap/>
             <w:vAlign w:val="center"/>
           </w:tcPr>
@@ -1910,7 +1903,6 @@
           <w:tcPr>
             <w:tcW w:w="1922" w:type="dxa"/>
             <w:vMerge w:val="continue"/>
-            <w:tcBorders/>
             <w:noWrap/>
             <w:vAlign w:val="center"/>
           </w:tcPr>
@@ -1974,7 +1966,7 @@
               <w:jc w:val="center"/>
               <w:rPr>
                 <w:rFonts w:hint="eastAsia" w:ascii="仿宋_GB2312" w:hAnsi="仿宋_GB2312" w:eastAsia="仿宋_GB2312" w:cs="仿宋_GB2312"/>
-                <w:color w:val="auto"/>
+                <w:color w:val="0000FF"/>
                 <w:kern w:val="2"/>
                 <w:sz w:val="21"/>
                 <w:szCs w:val="21"/>
@@ -1985,7 +1977,7 @@
             <w:r>
               <w:rPr>
                 <w:rFonts w:hint="eastAsia" w:ascii="仿宋_GB2312" w:hAnsi="仿宋_GB2312" w:eastAsia="仿宋_GB2312" w:cs="仿宋_GB2312"/>
-                <w:color w:val="auto"/>
+                <w:color w:val="0000FF"/>
                 <w:sz w:val="21"/>
                 <w:szCs w:val="21"/>
                 <w:highlight w:val="none"/>
@@ -2010,7 +2002,7 @@
               <w:jc w:val="center"/>
               <w:rPr>
                 <w:rFonts w:hint="eastAsia" w:ascii="仿宋_GB2312" w:hAnsi="仿宋_GB2312" w:eastAsia="仿宋_GB2312" w:cs="仿宋_GB2312"/>
-                <w:color w:val="auto"/>
+                <w:color w:val="0000FF"/>
                 <w:kern w:val="2"/>
                 <w:sz w:val="21"/>
                 <w:szCs w:val="21"/>
@@ -2021,7 +2013,7 @@
             <w:r>
               <w:rPr>
                 <w:rFonts w:hint="eastAsia" w:ascii="仿宋_GB2312" w:hAnsi="仿宋_GB2312" w:eastAsia="仿宋_GB2312" w:cs="仿宋_GB2312"/>
-                <w:color w:val="auto"/>
+                <w:color w:val="0000FF"/>
                 <w:sz w:val="21"/>
                 <w:szCs w:val="21"/>
                 <w:highlight w:val="none"/>
@@ -2046,7 +2038,7 @@
               <w:jc w:val="center"/>
               <w:rPr>
                 <w:rFonts w:hint="eastAsia" w:ascii="仿宋_GB2312" w:hAnsi="仿宋_GB2312" w:eastAsia="仿宋_GB2312" w:cs="仿宋_GB2312"/>
-                <w:color w:val="auto"/>
+                <w:color w:val="0000FF"/>
                 <w:kern w:val="2"/>
                 <w:sz w:val="21"/>
                 <w:szCs w:val="21"/>
@@ -2057,7 +2049,7 @@
             <w:r>
               <w:rPr>
                 <w:rFonts w:hint="eastAsia" w:ascii="仿宋_GB2312" w:hAnsi="仿宋_GB2312" w:eastAsia="仿宋_GB2312" w:cs="仿宋_GB2312"/>
-                <w:color w:val="auto"/>
+                <w:color w:val="0000FF"/>
                 <w:sz w:val="21"/>
                 <w:szCs w:val="21"/>
                 <w:highlight w:val="none"/>
@@ -2070,7 +2062,7 @@
         <w:tc>
           <w:tcPr>
             <w:tcW w:w="657" w:type="dxa"/>
-            <w:shd w:val="clear"/>
+            <w:shd w:val="clear" w:color="auto" w:fill="auto"/>
             <w:noWrap/>
             <w:vAlign w:val="center"/>
           </w:tcPr>
@@ -2105,7 +2097,7 @@
         <w:tc>
           <w:tcPr>
             <w:tcW w:w="758" w:type="dxa"/>
-            <w:shd w:val="clear"/>
+            <w:shd w:val="clear" w:color="auto" w:fill="auto"/>
             <w:noWrap/>
             <w:vAlign w:val="center"/>
           </w:tcPr>
@@ -2314,7 +2306,6 @@
           <w:tcPr>
             <w:tcW w:w="1922" w:type="dxa"/>
             <w:vMerge w:val="continue"/>
-            <w:tcBorders/>
             <w:noWrap/>
             <w:vAlign w:val="center"/>
           </w:tcPr>
@@ -2375,7 +2366,7 @@
               <w:jc w:val="center"/>
               <w:rPr>
                 <w:rFonts w:hint="eastAsia" w:ascii="仿宋_GB2312" w:hAnsi="仿宋_GB2312" w:eastAsia="仿宋_GB2312" w:cs="仿宋_GB2312"/>
-                <w:color w:val="auto"/>
+                <w:color w:val="0000FF"/>
                 <w:sz w:val="22"/>
                 <w:szCs w:val="22"/>
                 <w:highlight w:val="none"/>
@@ -2385,7 +2376,7 @@
             <w:r>
               <w:rPr>
                 <w:rFonts w:hint="eastAsia" w:ascii="仿宋_GB2312" w:hAnsi="仿宋_GB2312" w:eastAsia="仿宋_GB2312" w:cs="仿宋_GB2312"/>
-                <w:color w:val="auto"/>
+                <w:color w:val="0000FF"/>
                 <w:sz w:val="22"/>
                 <w:szCs w:val="22"/>
                 <w:highlight w:val="none"/>
@@ -2422,7 +2413,6 @@
           <w:tcPr>
             <w:tcW w:w="1922" w:type="dxa"/>
             <w:vMerge w:val="continue"/>
-            <w:tcBorders/>
             <w:noWrap/>
             <w:vAlign w:val="center"/>
           </w:tcPr>
@@ -2484,7 +2474,7 @@
               <w:jc w:val="center"/>
               <w:rPr>
                 <w:rFonts w:hint="eastAsia" w:ascii="仿宋_GB2312" w:hAnsi="仿宋_GB2312" w:eastAsia="仿宋_GB2312" w:cs="仿宋_GB2312"/>
-                <w:color w:val="auto"/>
+                <w:color w:val="0000FF"/>
                 <w:sz w:val="22"/>
                 <w:szCs w:val="22"/>
                 <w:highlight w:val="none"/>
@@ -2494,7 +2484,7 @@
             <w:r>
               <w:rPr>
                 <w:rFonts w:hint="eastAsia" w:ascii="仿宋_GB2312" w:hAnsi="仿宋_GB2312" w:eastAsia="仿宋_GB2312" w:cs="仿宋_GB2312"/>
-                <w:color w:val="auto"/>
+                <w:color w:val="0000FF"/>
                 <w:sz w:val="22"/>
                 <w:szCs w:val="22"/>
                 <w:highlight w:val="none"/>
@@ -2531,7 +2521,6 @@
           <w:tcPr>
             <w:tcW w:w="1922" w:type="dxa"/>
             <w:vMerge w:val="continue"/>
-            <w:tcBorders/>
             <w:noWrap/>
             <w:vAlign w:val="center"/>
           </w:tcPr>
@@ -2592,7 +2581,7 @@
               <w:jc w:val="center"/>
               <w:rPr>
                 <w:rFonts w:hint="eastAsia" w:ascii="仿宋_GB2312" w:hAnsi="仿宋_GB2312" w:eastAsia="仿宋_GB2312" w:cs="仿宋_GB2312"/>
-                <w:color w:val="auto"/>
+                <w:color w:val="0000FF"/>
                 <w:sz w:val="22"/>
                 <w:szCs w:val="22"/>
                 <w:highlight w:val="none"/>
@@ -2602,7 +2591,7 @@
             <w:r>
               <w:rPr>
                 <w:rFonts w:hint="eastAsia" w:ascii="仿宋_GB2312" w:hAnsi="仿宋_GB2312" w:eastAsia="仿宋_GB2312" w:cs="仿宋_GB2312"/>
-                <w:color w:val="auto"/>
+                <w:color w:val="0000FF"/>
                 <w:sz w:val="22"/>
                 <w:szCs w:val="22"/>
                 <w:highlight w:val="none"/>
@@ -2639,7 +2628,6 @@
           <w:tcPr>
             <w:tcW w:w="1922" w:type="dxa"/>
             <w:vMerge w:val="continue"/>
-            <w:tcBorders/>
             <w:noWrap/>
             <w:vAlign w:val="center"/>
           </w:tcPr>
@@ -2700,7 +2688,7 @@
               <w:jc w:val="center"/>
               <w:rPr>
                 <w:rFonts w:hint="eastAsia" w:ascii="仿宋_GB2312" w:hAnsi="仿宋_GB2312" w:eastAsia="仿宋_GB2312" w:cs="仿宋_GB2312"/>
-                <w:color w:val="auto"/>
+                <w:color w:val="0000FF"/>
                 <w:sz w:val="22"/>
                 <w:szCs w:val="22"/>
                 <w:highlight w:val="none"/>
@@ -2710,7 +2698,7 @@
             <w:r>
               <w:rPr>
                 <w:rFonts w:hint="eastAsia" w:ascii="仿宋_GB2312" w:hAnsi="仿宋_GB2312" w:eastAsia="仿宋_GB2312" w:cs="仿宋_GB2312"/>
-                <w:color w:val="auto"/>
+                <w:color w:val="0000FF"/>
                 <w:sz w:val="22"/>
                 <w:szCs w:val="22"/>
                 <w:highlight w:val="none"/>
@@ -2747,7 +2735,6 @@
           <w:tcPr>
             <w:tcW w:w="1922" w:type="dxa"/>
             <w:vMerge w:val="continue"/>
-            <w:tcBorders/>
             <w:noWrap/>
             <w:vAlign w:val="center"/>
           </w:tcPr>
@@ -2808,7 +2795,7 @@
               <w:jc w:val="center"/>
               <w:rPr>
                 <w:rFonts w:hint="eastAsia" w:ascii="仿宋_GB2312" w:hAnsi="仿宋_GB2312" w:eastAsia="仿宋_GB2312" w:cs="仿宋_GB2312"/>
-                <w:color w:val="auto"/>
+                <w:color w:val="0000FF"/>
                 <w:sz w:val="22"/>
                 <w:szCs w:val="22"/>
                 <w:highlight w:val="none"/>
@@ -2818,7 +2805,7 @@
             <w:r>
               <w:rPr>
                 <w:rFonts w:hint="eastAsia" w:ascii="仿宋_GB2312" w:hAnsi="仿宋_GB2312" w:eastAsia="仿宋_GB2312" w:cs="仿宋_GB2312"/>
-                <w:color w:val="auto"/>
+                <w:color w:val="0000FF"/>
                 <w:sz w:val="22"/>
                 <w:szCs w:val="22"/>
                 <w:highlight w:val="none"/>
@@ -3361,7 +3348,7 @@
     <w:lsdException w:qFormat="1" w:unhideWhenUsed="0" w:uiPriority="0" w:semiHidden="0" w:name="Title"/>
     <w:lsdException w:unhideWhenUsed="0" w:uiPriority="0" w:semiHidden="0" w:name="Closing"/>
     <w:lsdException w:unhideWhenUsed="0" w:uiPriority="0" w:semiHidden="0" w:name="Signature"/>
-    <w:lsdException w:unhideWhenUsed="0" w:uiPriority="0" w:name="Default Paragraph Font"/>
+    <w:lsdException w:qFormat="1" w:unhideWhenUsed="0" w:uiPriority="0" w:name="Default Paragraph Font"/>
     <w:lsdException w:unhideWhenUsed="0" w:uiPriority="0" w:semiHidden="0" w:name="Body Text"/>
     <w:lsdException w:unhideWhenUsed="0" w:uiPriority="0" w:semiHidden="0" w:name="Body Text Indent"/>
     <w:lsdException w:unhideWhenUsed="0" w:uiPriority="0" w:semiHidden="0" w:name="List Continue"/>
@@ -3580,6 +3567,7 @@
   <w:style w:type="character" w:default="1" w:styleId="6">
     <w:name w:val="Default Paragraph Font"/>
     <w:semiHidden/>
+    <w:qFormat/>
     <w:uiPriority w:val="0"/>
   </w:style>
   <w:style w:type="table" w:default="1" w:styleId="4">
